--- a/resume/exports/public-portfolio/resume.docx
+++ b/resume/exports/public-portfolio/resume.docx
@@ -117,15 +117,15 @@
         <w:pStyle w:val="Bullet"/>
       </w:pPr>
       <w:r>
-        <w:t xml:space="preserve">• Led monetization and growth design initiatives for the employer experience, contributing directly to revenue expansion.</w:t>
-      </w:r>
-    </w:p>
-    <w:p>
-      <w:pPr>
-        <w:pStyle w:val="Bullet"/>
-      </w:pPr>
-      <w:r>
-        <w:t xml:space="preserve">• Generated new revenue streams and cost savings by designing and analyzing over 30 A/B tests for employer monetization initiatives.</w:t>
+        <w:t xml:space="preserve">• Designed Job Refresh, owning information architecture, interaction design, messaging, prototypes, and stakeholder alignment; it became part of Sponsored Jobs after six months of free availability.</w:t>
+      </w:r>
+    </w:p>
+    <w:p>
+      <w:pPr>
+        <w:pStyle w:val="Bullet"/>
+      </w:pPr>
+      <w:r>
+        <w:t xml:space="preserve">• Addressed employers’ closing-and-reposting workaround with a flow requiring substantially updated job information; employers reported less time and effort than reposting.</w:t>
       </w:r>
     </w:p>
     <w:p>
@@ -144,117 +144,117 @@
         <w:rPr>
           <w:b/>
         </w:rPr>
+        <w:t xml:space="preserve">Senior Product Designer II</w:t>
+      </w:r>
+      <w:r>
+        <w:t xml:space="preserve">, Redfin</w:t>
+      </w:r>
+    </w:p>
+    <w:p>
+      <w:r>
+        <w:rPr>
+          <w:i/>
+        </w:rPr>
+        <w:t xml:space="preserve">Feb 2022 – Sep 2022 · Remote</w:t>
+      </w:r>
+    </w:p>
+    <w:p>
+      <w:pPr>
+        <w:pStyle w:val="Bullet"/>
+      </w:pPr>
+      <w:r>
+        <w:t xml:space="preserve">• Influenced product roadmap and strategy by delivering user research that realigned business priorities toward customer-first features.</w:t>
+      </w:r>
+    </w:p>
+    <w:p>
+      <w:pPr>
+        <w:pStyle w:val="Bullet"/>
+      </w:pPr>
+      <w:r>
+        <w:t xml:space="preserve">• Conducted discovery and tactical research to identify user needs and business opportunities.</w:t>
+      </w:r>
+    </w:p>
+    <w:p>
+      <w:pPr>
+        <w:pStyle w:val="Bullet"/>
+      </w:pPr>
+      <w:r>
+        <w:t xml:space="preserve">• Supported hiring, onboarding, and growth of design team talent.</w:t>
+      </w:r>
+    </w:p>
+    <w:p>
+      <w:pPr>
+        <w:pStyle w:val="RoleHeading"/>
+      </w:pPr>
+      <w:r>
+        <w:rPr>
+          <w:b/>
+        </w:rPr>
+        <w:t xml:space="preserve">Staff UX Designer</w:t>
+      </w:r>
+      <w:r>
+        <w:t xml:space="preserve">, The Home Depot</w:t>
+      </w:r>
+    </w:p>
+    <w:p>
+      <w:r>
+        <w:rPr>
+          <w:i/>
+        </w:rPr>
+        <w:t xml:space="preserve">Oct 2018 – Feb 2022 · Atlanta, GA</w:t>
+      </w:r>
+    </w:p>
+    <w:p>
+      <w:pPr>
+        <w:pStyle w:val="Bullet"/>
+      </w:pPr>
+      <w:r>
+        <w:t xml:space="preserve">• For a 60-day curbside pickup pilot in 50 stores, about 90% of customers said the order arrived when they expected it, door-to-door time averaged 3.8 minutes with ETAs versus 4.5 without, and calls to change fulfillment fell from a 30%+ baseline to under 10%.</w:t>
+      </w:r>
+    </w:p>
+    <w:p>
+      <w:pPr>
+        <w:pStyle w:val="Bullet"/>
+      </w:pPr>
+      <w:r>
+        <w:t xml:space="preserve">• After a 50-store pilot, price adjustments rolled out to all stores. At 30, 60, and 90 days, order transaction times decreased, associates reported feeling more empowered to help customers, shrink decreased, and SOP adoption for price adjustments increased.</w:t>
+      </w:r>
+    </w:p>
+    <w:p>
+      <w:pPr>
+        <w:pStyle w:val="Bullet"/>
+      </w:pPr>
+      <w:r>
+        <w:t xml:space="preserve">• Designed enterprise tools for merchandising, store systems, and HR with cross-functional product and engineering teams.</w:t>
+      </w:r>
+    </w:p>
+    <w:p>
+      <w:pPr>
+        <w:pStyle w:val="Bullet"/>
+      </w:pPr>
+      <w:r>
+        <w:t xml:space="preserve">• Planned and facilitated research to inform product priorities and validate design decisions.</w:t>
+      </w:r>
+    </w:p>
+    <w:p>
+      <w:pPr>
+        <w:pStyle w:val="Bullet"/>
+      </w:pPr>
+      <w:r>
+        <w:t xml:space="preserve">• Championed accessibility in associate tools and led workshops for designers, product owners, and engineers.</w:t>
+      </w:r>
+    </w:p>
+    <w:p>
+      <w:pPr>
+        <w:pStyle w:val="RoleHeading"/>
+      </w:pPr>
+      <w:r>
+        <w:rPr>
+          <w:b/>
+        </w:rPr>
         <w:t xml:space="preserve">Senior Product Designer</w:t>
       </w:r>
       <w:r>
-        <w:t xml:space="preserve">, Redfin</w:t>
-      </w:r>
-    </w:p>
-    <w:p>
-      <w:r>
-        <w:rPr>
-          <w:i/>
-        </w:rPr>
-        <w:t xml:space="preserve">Feb 2022 – Sep 2022 · Remote</w:t>
-      </w:r>
-    </w:p>
-    <w:p>
-      <w:pPr>
-        <w:pStyle w:val="Bullet"/>
-      </w:pPr>
-      <w:r>
-        <w:t xml:space="preserve">• Influenced product roadmap and strategy by delivering user research that realigned business priorities toward customer-first features.</w:t>
-      </w:r>
-    </w:p>
-    <w:p>
-      <w:pPr>
-        <w:pStyle w:val="Bullet"/>
-      </w:pPr>
-      <w:r>
-        <w:t xml:space="preserve">• Conducted discovery and tactical research to identify user needs and business opportunities.</w:t>
-      </w:r>
-    </w:p>
-    <w:p>
-      <w:pPr>
-        <w:pStyle w:val="Bullet"/>
-      </w:pPr>
-      <w:r>
-        <w:t xml:space="preserve">• Supported hiring, onboarding, and growth of design team talent.</w:t>
-      </w:r>
-    </w:p>
-    <w:p>
-      <w:pPr>
-        <w:pStyle w:val="RoleHeading"/>
-      </w:pPr>
-      <w:r>
-        <w:rPr>
-          <w:b/>
-        </w:rPr>
-        <w:t xml:space="preserve">Staff UX Designer</w:t>
-      </w:r>
-      <w:r>
-        <w:t xml:space="preserve">, The Home Depot</w:t>
-      </w:r>
-    </w:p>
-    <w:p>
-      <w:r>
-        <w:rPr>
-          <w:i/>
-        </w:rPr>
-        <w:t xml:space="preserve">Oct 2018 – Feb 2022 · Atlanta, GA</w:t>
-      </w:r>
-    </w:p>
-    <w:p>
-      <w:pPr>
-        <w:pStyle w:val="Bullet"/>
-      </w:pPr>
-      <w:r>
-        <w:t xml:space="preserve">• For a 60-day curbside pickup pilot in 50 stores, about 90% of customers said the order arrived when they expected it, door-to-door time averaged 3.8 minutes with ETAs versus 4.5 without, and calls to change fulfillment fell from a 30%+ baseline to under 10%.</w:t>
-      </w:r>
-    </w:p>
-    <w:p>
-      <w:pPr>
-        <w:pStyle w:val="Bullet"/>
-      </w:pPr>
-      <w:r>
-        <w:t xml:space="preserve">• After a 50-store pilot, price adjustments rolled out to all stores. At 30, 60, and 90 days, order transaction times decreased, associates reported feeling more empowered to help customers, shrink decreased, and SOP adoption for price adjustments increased.</w:t>
-      </w:r>
-    </w:p>
-    <w:p>
-      <w:pPr>
-        <w:pStyle w:val="Bullet"/>
-      </w:pPr>
-      <w:r>
-        <w:t xml:space="preserve">• Designed enterprise tools for merchandising, store systems, and HR with cross-functional product and engineering teams.</w:t>
-      </w:r>
-    </w:p>
-    <w:p>
-      <w:pPr>
-        <w:pStyle w:val="Bullet"/>
-      </w:pPr>
-      <w:r>
-        <w:t xml:space="preserve">• Planned and facilitated research to inform product priorities and validate design decisions.</w:t>
-      </w:r>
-    </w:p>
-    <w:p>
-      <w:pPr>
-        <w:pStyle w:val="Bullet"/>
-      </w:pPr>
-      <w:r>
-        <w:t xml:space="preserve">• Championed accessibility in associate tools and led workshops for designers, product owners, and engineers.</w:t>
-      </w:r>
-    </w:p>
-    <w:p>
-      <w:pPr>
-        <w:pStyle w:val="RoleHeading"/>
-      </w:pPr>
-      <w:r>
-        <w:rPr>
-          <w:b/>
-        </w:rPr>
-        <w:t xml:space="preserve">Senior Product Designer</w:t>
-      </w:r>
-      <w:r>
         <w:t xml:space="preserve">, Snap! Mobile</w:t>
       </w:r>
     </w:p>
@@ -282,7 +282,7 @@
         <w:rPr>
           <w:b/>
         </w:rPr>
-        <w:t xml:space="preserve">UX Designer</w:t>
+        <w:t xml:space="preserve">UX Designer II</w:t>
       </w:r>
       <w:r>
         <w:t xml:space="preserve">, Amazon</w:t>
@@ -339,7 +339,7 @@
         <w:pStyle w:val="Bullet"/>
       </w:pPr>
       <w:r>
-        <w:t xml:space="preserve">• Managed and supported a team of four designers and a UX researcher.</w:t>
+        <w:t xml:space="preserve">• Contributed to the Grommet design system, enhancing accessibility and reusability across HP products.</w:t>
       </w:r>
     </w:p>
     <w:p>
@@ -382,7 +382,7 @@
     </w:p>
     <w:p>
       <w:r>
-        <w:t xml:space="preserve">FullSail University — Winter Park, FL · 2008</w:t>
+        <w:t xml:space="preserve">Full Sail University — Winter Park, FL · 2009</w:t>
       </w:r>
     </w:p>
     <w:p>

--- a/resume/exports/public-portfolio/resume.docx
+++ b/resume/exports/public-portfolio/resume.docx
@@ -15,7 +15,7 @@
         <w:pStyle w:val="Subtitle"/>
       </w:pPr>
       <w:r>
-        <w:t xml:space="preserve">UX Designer</w:t>
+        <w:t xml:space="preserve">UX &amp; Product Designer</w:t>
       </w:r>
     </w:p>
     <w:p>
@@ -33,7 +33,7 @@
     </w:p>
     <w:p>
       <w:r>
-        <w:t xml:space="preserve">I lead design for complex product systems, connecting research, shared models, and shipped interfaces. My work spans marketplaces, education, commerce, and internal tools, with a focus on decisions teams can carry through implementation.</w:t>
+        <w:t xml:space="preserve">I lead design for complex product systems, turning research into product decisions and shared models into shipped interfaces. Across marketplaces, education, commerce, and internal tools, I help teams clarify direction, work through constraints, and carry decisions into delivery.</w:t>
       </w:r>
     </w:p>
     <w:p>
@@ -133,7 +133,7 @@
         <w:pStyle w:val="Bullet"/>
       </w:pPr>
       <w:r>
-        <w:t xml:space="preserve">• Scaled new design methods company-wide by founding a cross-functional UX working group, improving design craft and consistency.</w:t>
+        <w:t xml:space="preserve">• Founded and operated a cross-functional UX working group to test, refine, and teach design methods company-wide.</w:t>
       </w:r>
     </w:p>
     <w:p>
@@ -209,15 +209,15 @@
         <w:pStyle w:val="Bullet"/>
       </w:pPr>
       <w:r>
-        <w:t xml:space="preserve">• For a 60-day curbside pickup pilot in 50 stores, about 90% of customers said the order arrived when they expected it, door-to-door time averaged 3.8 minutes with ETAs versus 4.5 without, and calls to change fulfillment fell from a 30%+ baseline to under 10%.</w:t>
-      </w:r>
-    </w:p>
-    <w:p>
-      <w:pPr>
-        <w:pStyle w:val="Bullet"/>
-      </w:pPr>
-      <w:r>
-        <w:t xml:space="preserve">• After a 50-store pilot, price adjustments rolled out to all stores. At 30, 60, and 90 days, order transaction times decreased, associates reported feeling more empowered to help customers, shrink decreased, and SOP adoption for price adjustments increased.</w:t>
+        <w:t xml:space="preserve">• Designed curbside communication for a 60-day, 50-store pilot that reported about 90% of customers saying their order arrived when expected, 3.8-minute pickup with ETAs versus 4.5 without, and fulfillment-change calls under 10% versus a 30%+ baseline.</w:t>
+      </w:r>
+    </w:p>
+    <w:p>
+      <w:pPr>
+        <w:pStyle w:val="Bullet"/>
+      </w:pPr>
+      <w:r>
+        <w:t xml:space="preserve">• Designed item-level price adjustments, piloted in 50 stores before chain-wide rollout. Reviews at 30, 60, and 90 days reported faster transactions, reduced shrink, stronger SOP adoption, and greater associate empowerment; exact figures are unavailable.</w:t>
       </w:r>
     </w:p>
     <w:p>
